--- a/report/Q1122568_JuanOvalle_Assignment.docx
+++ b/report/Q1122568_JuanOvalle_Assignment.docx
@@ -61,12 +61,12 @@
           <wp:inline distB="0" distT="0" distL="0" distR="0">
             <wp:extent cx="5910263" cy="1023565"/>
             <wp:effectExtent b="0" l="0" r="0" t="0"/>
-            <wp:docPr descr="University for the Creative Arts Logo" id="1" name="image2.png"/>
+            <wp:docPr descr="University for the Creative Arts Logo" id="1" name="image6.png"/>
             <a:graphic>
               <a:graphicData uri="http://schemas.openxmlformats.org/drawingml/2006/picture">
                 <pic:pic>
                   <pic:nvPicPr>
-                    <pic:cNvPr descr="University for the Creative Arts Logo" id="0" name="image2.png"/>
+                    <pic:cNvPr descr="University for the Creative Arts Logo" id="0" name="image6.png"/>
                     <pic:cNvPicPr preferRelativeResize="0"/>
                   </pic:nvPicPr>
                   <pic:blipFill>
@@ -468,7 +468,7 @@
         <w:rPr>
           <w:rtl w:val="0"/>
         </w:rPr>
-        <w:t xml:space="preserve">30/01/2026</w:t>
+        <w:t xml:space="preserve">09/06/2026</w:t>
       </w:r>
       <w:r>
         <w:rPr>
@@ -503,7 +503,7 @@
     </w:p>
     <w:sdt>
       <w:sdtPr>
-        <w:id w:val="-1854094605"/>
+        <w:id w:val="1723205721"/>
         <w:docPartObj>
           <w:docPartGallery w:val="Table of Contents"/>
           <w:docPartUnique w:val="1"/>
@@ -2873,12 +2873,12 @@
           <wp:inline distB="0" distT="0" distL="0" distR="0">
             <wp:extent cx="5715000" cy="2047875"/>
             <wp:effectExtent b="0" l="0" r="0" t="0"/>
-            <wp:docPr descr="Figure 1. Distribution of Sales and Profit per order line." id="2" name="image4.png"/>
+            <wp:docPr descr="Figure 1. Distribution of Sales and Profit per order line." id="2" name="image2.png"/>
             <a:graphic>
               <a:graphicData uri="http://schemas.openxmlformats.org/drawingml/2006/picture">
                 <pic:pic>
                   <pic:nvPicPr>
-                    <pic:cNvPr descr="Figure 1. Distribution of Sales and Profit per order line." id="0" name="image4.png"/>
+                    <pic:cNvPr descr="Figure 1. Distribution of Sales and Profit per order line." id="0" name="image2.png"/>
                     <pic:cNvPicPr preferRelativeResize="0"/>
                   </pic:nvPicPr>
                   <pic:blipFill>
@@ -2961,12 +2961,12 @@
           <wp:inline distB="0" distT="0" distL="0" distR="0">
             <wp:extent cx="4953000" cy="2800350"/>
             <wp:effectExtent b="0" l="0" r="0" t="0"/>
-            <wp:docPr descr="Figure 2. Total profit by product Category." id="4" name="image6.png"/>
+            <wp:docPr descr="Figure 2. Total profit by product Category." id="4" name="image5.png"/>
             <a:graphic>
               <a:graphicData uri="http://schemas.openxmlformats.org/drawingml/2006/picture">
                 <pic:pic>
                   <pic:nvPicPr>
-                    <pic:cNvPr descr="Figure 2. Total profit by product Category." id="0" name="image6.png"/>
+                    <pic:cNvPr descr="Figure 2. Total profit by product Category." id="0" name="image5.png"/>
                     <pic:cNvPicPr preferRelativeResize="0"/>
                   </pic:nvPicPr>
                   <pic:blipFill>
@@ -3031,12 +3031,12 @@
           <wp:inline distB="0" distT="0" distL="0" distR="0">
             <wp:extent cx="4286250" cy="3200400"/>
             <wp:effectExtent b="0" l="0" r="0" t="0"/>
-            <wp:docPr descr="Figure 3. Total profit by product Sub-Category." id="3" name="image9.png"/>
+            <wp:docPr descr="Figure 3. Total profit by product Sub-Category." id="3" name="image7.png"/>
             <a:graphic>
               <a:graphicData uri="http://schemas.openxmlformats.org/drawingml/2006/picture">
                 <pic:pic>
                   <pic:nvPicPr>
-                    <pic:cNvPr descr="Figure 3. Total profit by product Sub-Category." id="0" name="image9.png"/>
+                    <pic:cNvPr descr="Figure 3. Total profit by product Sub-Category." id="0" name="image7.png"/>
                     <pic:cNvPicPr preferRelativeResize="0"/>
                   </pic:nvPicPr>
                   <pic:blipFill>
@@ -3119,12 +3119,12 @@
           <wp:inline distB="0" distT="0" distL="0" distR="0">
             <wp:extent cx="4953000" cy="2800350"/>
             <wp:effectExtent b="0" l="0" r="0" t="0"/>
-            <wp:docPr descr="Figure 4. Mean profit by Discount level." id="6" name="image13.png"/>
+            <wp:docPr descr="Figure 4. Mean profit by Discount level." id="6" name="image11.png"/>
             <a:graphic>
               <a:graphicData uri="http://schemas.openxmlformats.org/drawingml/2006/picture">
                 <pic:pic>
                   <pic:nvPicPr>
-                    <pic:cNvPr descr="Figure 4. Mean profit by Discount level." id="0" name="image13.png"/>
+                    <pic:cNvPr descr="Figure 4. Mean profit by Discount level." id="0" name="image11.png"/>
                     <pic:cNvPicPr preferRelativeResize="0"/>
                   </pic:nvPicPr>
                   <pic:blipFill>
@@ -3189,12 +3189,12 @@
           <wp:inline distB="0" distT="0" distL="0" distR="0">
             <wp:extent cx="4095750" cy="3505200"/>
             <wp:effectExtent b="0" l="0" r="0" t="0"/>
-            <wp:docPr descr="Figure 5. Correlation matrix of numeric variables." id="5" name="image7.png"/>
+            <wp:docPr descr="Figure 5. Correlation matrix of numeric variables." id="5" name="image3.png"/>
             <a:graphic>
               <a:graphicData uri="http://schemas.openxmlformats.org/drawingml/2006/picture">
                 <pic:pic>
                   <pic:nvPicPr>
-                    <pic:cNvPr descr="Figure 5. Correlation matrix of numeric variables." id="0" name="image7.png"/>
+                    <pic:cNvPr descr="Figure 5. Correlation matrix of numeric variables." id="0" name="image3.png"/>
                     <pic:cNvPicPr preferRelativeResize="0"/>
                   </pic:nvPicPr>
                   <pic:blipFill>
@@ -3277,12 +3277,12 @@
           <wp:inline distB="0" distT="0" distL="0" distR="0">
             <wp:extent cx="4953000" cy="2800350"/>
             <wp:effectExtent b="0" l="0" r="0" t="0"/>
-            <wp:docPr descr="Figure 6. Sales and profit by Region." id="8" name="image10.png"/>
+            <wp:docPr descr="Figure 6. Sales and profit by Region." id="8" name="image12.png"/>
             <a:graphic>
               <a:graphicData uri="http://schemas.openxmlformats.org/drawingml/2006/picture">
                 <pic:pic>
                   <pic:nvPicPr>
-                    <pic:cNvPr descr="Figure 6. Sales and profit by Region." id="0" name="image10.png"/>
+                    <pic:cNvPr descr="Figure 6. Sales and profit by Region." id="0" name="image12.png"/>
                     <pic:cNvPicPr preferRelativeResize="0"/>
                   </pic:nvPicPr>
                   <pic:blipFill>
@@ -3347,12 +3347,12 @@
           <wp:inline distB="0" distT="0" distL="0" distR="0">
             <wp:extent cx="5715000" cy="2257425"/>
             <wp:effectExtent b="0" l="0" r="0" t="0"/>
-            <wp:docPr descr="Figure 7. Monthly sales and profit trend (2014–2017)." id="7" name="image12.png"/>
+            <wp:docPr descr="Figure 7. Monthly sales and profit trend (2014–2017)." id="7" name="image10.png"/>
             <a:graphic>
               <a:graphicData uri="http://schemas.openxmlformats.org/drawingml/2006/picture">
                 <pic:pic>
                   <pic:nvPicPr>
-                    <pic:cNvPr descr="Figure 7. Monthly sales and profit trend (2014–2017)." id="0" name="image12.png"/>
+                    <pic:cNvPr descr="Figure 7. Monthly sales and profit trend (2014–2017)." id="0" name="image10.png"/>
                     <pic:cNvPicPr preferRelativeResize="0"/>
                   </pic:nvPicPr>
                   <pic:blipFill>
@@ -4696,12 +4696,12 @@
           <wp:inline distB="0" distT="0" distL="0" distR="0">
             <wp:extent cx="5810250" cy="2143125"/>
             <wp:effectExtent b="0" l="0" r="0" t="0"/>
-            <wp:docPr descr="Figure 8. Model comparison – test R² and RMSE." id="10" name="image11.png"/>
+            <wp:docPr descr="Figure 8. Model comparison – test R² and RMSE." id="10" name="image9.png"/>
             <a:graphic>
               <a:graphicData uri="http://schemas.openxmlformats.org/drawingml/2006/picture">
                 <pic:pic>
                   <pic:nvPicPr>
-                    <pic:cNvPr descr="Figure 8. Model comparison – test R² and RMSE." id="0" name="image11.png"/>
+                    <pic:cNvPr descr="Figure 8. Model comparison – test R² and RMSE." id="0" name="image9.png"/>
                     <pic:cNvPicPr preferRelativeResize="0"/>
                   </pic:nvPicPr>
                   <pic:blipFill>
@@ -4844,12 +4844,12 @@
           <wp:inline distB="0" distT="0" distL="0" distR="0">
             <wp:extent cx="3619500" cy="3619500"/>
             <wp:effectExtent b="0" l="0" r="0" t="0"/>
-            <wp:docPr descr="Figure 9. Actual versus predicted profit (Random Forest)." id="9" name="image3.png"/>
+            <wp:docPr descr="Figure 9. Actual versus predicted profit (Random Forest)." id="9" name="image8.png"/>
             <a:graphic>
               <a:graphicData uri="http://schemas.openxmlformats.org/drawingml/2006/picture">
                 <pic:pic>
                   <pic:nvPicPr>
-                    <pic:cNvPr descr="Figure 9. Actual versus predicted profit (Random Forest)." id="0" name="image3.png"/>
+                    <pic:cNvPr descr="Figure 9. Actual versus predicted profit (Random Forest)." id="0" name="image8.png"/>
                     <pic:cNvPicPr preferRelativeResize="0"/>
                   </pic:nvPicPr>
                   <pic:blipFill>
@@ -4914,12 +4914,12 @@
           <wp:inline distB="0" distT="0" distL="0" distR="0">
             <wp:extent cx="4953000" cy="2800350"/>
             <wp:effectExtent b="0" l="0" r="0" t="0"/>
-            <wp:docPr descr="Figure 10. Residual distribution (Random Forest)." id="13" name="image14.png"/>
+            <wp:docPr descr="Figure 10. Residual distribution (Random Forest)." id="13" name="image4.png"/>
             <a:graphic>
               <a:graphicData uri="http://schemas.openxmlformats.org/drawingml/2006/picture">
                 <pic:pic>
                   <pic:nvPicPr>
-                    <pic:cNvPr descr="Figure 10. Residual distribution (Random Forest)." id="0" name="image14.png"/>
+                    <pic:cNvPr descr="Figure 10. Residual distribution (Random Forest)." id="0" name="image4.png"/>
                     <pic:cNvPicPr preferRelativeResize="0"/>
                   </pic:nvPicPr>
                   <pic:blipFill>
@@ -4984,12 +4984,12 @@
           <wp:inline distB="0" distT="0" distL="0" distR="0">
             <wp:extent cx="4476750" cy="3343275"/>
             <wp:effectExtent b="0" l="0" r="0" t="0"/>
-            <wp:docPr descr="Figure 11. Top 15 predictors (Random Forest importance)." id="11" name="image5.png"/>
+            <wp:docPr descr="Figure 11. Top 15 predictors (Random Forest importance)." id="11" name="image14.png"/>
             <a:graphic>
               <a:graphicData uri="http://schemas.openxmlformats.org/drawingml/2006/picture">
                 <pic:pic>
                   <pic:nvPicPr>
-                    <pic:cNvPr descr="Figure 11. Top 15 predictors (Random Forest importance)." id="0" name="image5.png"/>
+                    <pic:cNvPr descr="Figure 11. Top 15 predictors (Random Forest importance)." id="0" name="image14.png"/>
                     <pic:cNvPicPr preferRelativeResize="0"/>
                   </pic:nvPicPr>
                   <pic:blipFill>
@@ -5054,12 +5054,12 @@
           <wp:inline distB="0" distT="0" distL="0" distR="0">
             <wp:extent cx="5143500" cy="2886075"/>
             <wp:effectExtent b="0" l="0" r="0" t="0"/>
-            <wp:docPr descr="Figure 12. Five-fold cross-validation R² by model." id="12" name="image8.png"/>
+            <wp:docPr descr="Figure 12. Five-fold cross-validation R² by model." id="12" name="image13.png"/>
             <a:graphic>
               <a:graphicData uri="http://schemas.openxmlformats.org/drawingml/2006/picture">
                 <pic:pic>
                   <pic:nvPicPr>
-                    <pic:cNvPr descr="Figure 12. Five-fold cross-validation R² by model." id="0" name="image8.png"/>
+                    <pic:cNvPr descr="Figure 12. Five-fold cross-validation R² by model." id="0" name="image13.png"/>
                     <pic:cNvPicPr preferRelativeResize="0"/>
                   </pic:nvPicPr>
                   <pic:blipFill>

--- a/report/Q1122568_JuanOvalle_Assignment.docx
+++ b/report/Q1122568_JuanOvalle_Assignment.docx
@@ -14,12 +14,12 @@
           <wp:inline distB="0" distT="0" distL="0" distR="0">
             <wp:extent cx="5700713" cy="1271631"/>
             <wp:effectExtent b="0" l="0" r="0" t="0"/>
-            <wp:docPr descr="Berlin School of Business and Innovation Logo" id="14" name="image1.png"/>
+            <wp:docPr descr="Berlin School of Business and Innovation Logo" id="14" name="image10.png"/>
             <a:graphic>
               <a:graphicData uri="http://schemas.openxmlformats.org/drawingml/2006/picture">
                 <pic:pic>
                   <pic:nvPicPr>
-                    <pic:cNvPr descr="Berlin School of Business and Innovation Logo" id="0" name="image1.png"/>
+                    <pic:cNvPr descr="Berlin School of Business and Innovation Logo" id="0" name="image10.png"/>
                     <pic:cNvPicPr preferRelativeResize="0"/>
                   </pic:nvPicPr>
                   <pic:blipFill>
@@ -61,12 +61,12 @@
           <wp:inline distB="0" distT="0" distL="0" distR="0">
             <wp:extent cx="5910263" cy="1023565"/>
             <wp:effectExtent b="0" l="0" r="0" t="0"/>
-            <wp:docPr descr="University for the Creative Arts Logo" id="1" name="image6.png"/>
+            <wp:docPr descr="University for the Creative Arts Logo" id="1" name="image7.png"/>
             <a:graphic>
               <a:graphicData uri="http://schemas.openxmlformats.org/drawingml/2006/picture">
                 <pic:pic>
                   <pic:nvPicPr>
-                    <pic:cNvPr descr="University for the Creative Arts Logo" id="0" name="image6.png"/>
+                    <pic:cNvPr descr="University for the Creative Arts Logo" id="0" name="image7.png"/>
                     <pic:cNvPicPr preferRelativeResize="0"/>
                   </pic:nvPicPr>
                   <pic:blipFill>
@@ -503,7 +503,7 @@
     </w:p>
     <w:sdt>
       <w:sdtPr>
-        <w:id w:val="1723205721"/>
+        <w:id w:val="-998297656"/>
         <w:docPartObj>
           <w:docPartGallery w:val="Table of Contents"/>
           <w:docPartUnique w:val="1"/>
@@ -2961,12 +2961,12 @@
           <wp:inline distB="0" distT="0" distL="0" distR="0">
             <wp:extent cx="4953000" cy="2800350"/>
             <wp:effectExtent b="0" l="0" r="0" t="0"/>
-            <wp:docPr descr="Figure 2. Total profit by product Category." id="4" name="image5.png"/>
+            <wp:docPr descr="Figure 2. Total profit by product Category." id="4" name="image3.png"/>
             <a:graphic>
               <a:graphicData uri="http://schemas.openxmlformats.org/drawingml/2006/picture">
                 <pic:pic>
                   <pic:nvPicPr>
-                    <pic:cNvPr descr="Figure 2. Total profit by product Category." id="0" name="image5.png"/>
+                    <pic:cNvPr descr="Figure 2. Total profit by product Category." id="0" name="image3.png"/>
                     <pic:cNvPicPr preferRelativeResize="0"/>
                   </pic:nvPicPr>
                   <pic:blipFill>
@@ -3031,12 +3031,12 @@
           <wp:inline distB="0" distT="0" distL="0" distR="0">
             <wp:extent cx="4286250" cy="3200400"/>
             <wp:effectExtent b="0" l="0" r="0" t="0"/>
-            <wp:docPr descr="Figure 3. Total profit by product Sub-Category." id="3" name="image7.png"/>
+            <wp:docPr descr="Figure 3. Total profit by product Sub-Category." id="3" name="image1.png"/>
             <a:graphic>
               <a:graphicData uri="http://schemas.openxmlformats.org/drawingml/2006/picture">
                 <pic:pic>
                   <pic:nvPicPr>
-                    <pic:cNvPr descr="Figure 3. Total profit by product Sub-Category." id="0" name="image7.png"/>
+                    <pic:cNvPr descr="Figure 3. Total profit by product Sub-Category." id="0" name="image1.png"/>
                     <pic:cNvPicPr preferRelativeResize="0"/>
                   </pic:nvPicPr>
                   <pic:blipFill>
@@ -3119,12 +3119,12 @@
           <wp:inline distB="0" distT="0" distL="0" distR="0">
             <wp:extent cx="4953000" cy="2800350"/>
             <wp:effectExtent b="0" l="0" r="0" t="0"/>
-            <wp:docPr descr="Figure 4. Mean profit by Discount level." id="6" name="image11.png"/>
+            <wp:docPr descr="Figure 4. Mean profit by Discount level." id="6" name="image5.png"/>
             <a:graphic>
               <a:graphicData uri="http://schemas.openxmlformats.org/drawingml/2006/picture">
                 <pic:pic>
                   <pic:nvPicPr>
-                    <pic:cNvPr descr="Figure 4. Mean profit by Discount level." id="0" name="image11.png"/>
+                    <pic:cNvPr descr="Figure 4. Mean profit by Discount level." id="0" name="image5.png"/>
                     <pic:cNvPicPr preferRelativeResize="0"/>
                   </pic:nvPicPr>
                   <pic:blipFill>
@@ -3189,12 +3189,12 @@
           <wp:inline distB="0" distT="0" distL="0" distR="0">
             <wp:extent cx="4095750" cy="3505200"/>
             <wp:effectExtent b="0" l="0" r="0" t="0"/>
-            <wp:docPr descr="Figure 5. Correlation matrix of numeric variables." id="5" name="image3.png"/>
+            <wp:docPr descr="Figure 5. Correlation matrix of numeric variables." id="5" name="image4.png"/>
             <a:graphic>
               <a:graphicData uri="http://schemas.openxmlformats.org/drawingml/2006/picture">
                 <pic:pic>
                   <pic:nvPicPr>
-                    <pic:cNvPr descr="Figure 5. Correlation matrix of numeric variables." id="0" name="image3.png"/>
+                    <pic:cNvPr descr="Figure 5. Correlation matrix of numeric variables." id="0" name="image4.png"/>
                     <pic:cNvPicPr preferRelativeResize="0"/>
                   </pic:nvPicPr>
                   <pic:blipFill>
@@ -3277,12 +3277,12 @@
           <wp:inline distB="0" distT="0" distL="0" distR="0">
             <wp:extent cx="4953000" cy="2800350"/>
             <wp:effectExtent b="0" l="0" r="0" t="0"/>
-            <wp:docPr descr="Figure 6. Sales and profit by Region." id="8" name="image12.png"/>
+            <wp:docPr descr="Figure 6. Sales and profit by Region." id="8" name="image6.png"/>
             <a:graphic>
               <a:graphicData uri="http://schemas.openxmlformats.org/drawingml/2006/picture">
                 <pic:pic>
                   <pic:nvPicPr>
-                    <pic:cNvPr descr="Figure 6. Sales and profit by Region." id="0" name="image12.png"/>
+                    <pic:cNvPr descr="Figure 6. Sales and profit by Region." id="0" name="image6.png"/>
                     <pic:cNvPicPr preferRelativeResize="0"/>
                   </pic:nvPicPr>
                   <pic:blipFill>
@@ -3347,12 +3347,12 @@
           <wp:inline distB="0" distT="0" distL="0" distR="0">
             <wp:extent cx="5715000" cy="2257425"/>
             <wp:effectExtent b="0" l="0" r="0" t="0"/>
-            <wp:docPr descr="Figure 7. Monthly sales and profit trend (2014–2017)." id="7" name="image10.png"/>
+            <wp:docPr descr="Figure 7. Monthly sales and profit trend (2014–2017)." id="7" name="image11.png"/>
             <a:graphic>
               <a:graphicData uri="http://schemas.openxmlformats.org/drawingml/2006/picture">
                 <pic:pic>
                   <pic:nvPicPr>
-                    <pic:cNvPr descr="Figure 7. Monthly sales and profit trend (2014–2017)." id="0" name="image10.png"/>
+                    <pic:cNvPr descr="Figure 7. Monthly sales and profit trend (2014–2017)." id="0" name="image11.png"/>
                     <pic:cNvPicPr preferRelativeResize="0"/>
                   </pic:nvPicPr>
                   <pic:blipFill>
@@ -4696,12 +4696,12 @@
           <wp:inline distB="0" distT="0" distL="0" distR="0">
             <wp:extent cx="5810250" cy="2143125"/>
             <wp:effectExtent b="0" l="0" r="0" t="0"/>
-            <wp:docPr descr="Figure 8. Model comparison – test R² and RMSE." id="10" name="image9.png"/>
+            <wp:docPr descr="Figure 8. Model comparison – test R² and RMSE." id="10" name="image13.png"/>
             <a:graphic>
               <a:graphicData uri="http://schemas.openxmlformats.org/drawingml/2006/picture">
                 <pic:pic>
                   <pic:nvPicPr>
-                    <pic:cNvPr descr="Figure 8. Model comparison – test R² and RMSE." id="0" name="image9.png"/>
+                    <pic:cNvPr descr="Figure 8. Model comparison – test R² and RMSE." id="0" name="image13.png"/>
                     <pic:cNvPicPr preferRelativeResize="0"/>
                   </pic:nvPicPr>
                   <pic:blipFill>
@@ -4914,12 +4914,12 @@
           <wp:inline distB="0" distT="0" distL="0" distR="0">
             <wp:extent cx="4953000" cy="2800350"/>
             <wp:effectExtent b="0" l="0" r="0" t="0"/>
-            <wp:docPr descr="Figure 10. Residual distribution (Random Forest)." id="13" name="image4.png"/>
+            <wp:docPr descr="Figure 10. Residual distribution (Random Forest)." id="13" name="image9.png"/>
             <a:graphic>
               <a:graphicData uri="http://schemas.openxmlformats.org/drawingml/2006/picture">
                 <pic:pic>
                   <pic:nvPicPr>
-                    <pic:cNvPr descr="Figure 10. Residual distribution (Random Forest)." id="0" name="image4.png"/>
+                    <pic:cNvPr descr="Figure 10. Residual distribution (Random Forest)." id="0" name="image9.png"/>
                     <pic:cNvPicPr preferRelativeResize="0"/>
                   </pic:nvPicPr>
                   <pic:blipFill>
@@ -5054,12 +5054,12 @@
           <wp:inline distB="0" distT="0" distL="0" distR="0">
             <wp:extent cx="5143500" cy="2886075"/>
             <wp:effectExtent b="0" l="0" r="0" t="0"/>
-            <wp:docPr descr="Figure 12. Five-fold cross-validation R² by model." id="12" name="image13.png"/>
+            <wp:docPr descr="Figure 12. Five-fold cross-validation R² by model." id="12" name="image12.png"/>
             <a:graphic>
               <a:graphicData uri="http://schemas.openxmlformats.org/drawingml/2006/picture">
                 <pic:pic>
                   <pic:nvPicPr>
-                    <pic:cNvPr descr="Figure 12. Five-fold cross-validation R² by model." id="0" name="image13.png"/>
+                    <pic:cNvPr descr="Figure 12. Five-fold cross-validation R² by model." id="0" name="image12.png"/>
                     <pic:cNvPicPr preferRelativeResize="0"/>
                   </pic:nvPicPr>
                   <pic:blipFill>
@@ -6250,7 +6250,38 @@
           <w:szCs w:val="24"/>
           <w:rtl w:val="0"/>
         </w:rPr>
-        <w:t xml:space="preserve">The complete, commented Python pipeline (superstore_ml_pipeline.py), the dataset (Sample - Superstore.csv), all twelve figures, the model-metrics table and a cleaned, analysis-ready dataset are available in the public GitHub repository below. The repository README explains how to reproduce every result with a single command.</w:t>
+        <w:t xml:space="preserve">The complete, commented Python pipeline (superstore_ml_pipeline.py), the dataset (</w:t>
+      </w:r>
+      <w:r>
+        <w:rPr>
+          <w:rtl w:val="0"/>
+        </w:rPr>
+        <w:t xml:space="preserve">obtained from Kaggle: </w:t>
+      </w:r>
+      <w:hyperlink r:id="rId20">
+        <w:r>
+          <w:rPr>
+            <w:color w:val="1155cc"/>
+            <w:u w:val="single"/>
+            <w:rtl w:val="0"/>
+          </w:rPr>
+          <w:t xml:space="preserve">https://www.kaggle.com/datasets/vivek468/superstore-dataset-final</w:t>
+        </w:r>
+      </w:hyperlink>
+      <w:r>
+        <w:rPr>
+          <w:rtl w:val="0"/>
+        </w:rPr>
+        <w:t xml:space="preserve">)</w:t>
+      </w:r>
+      <w:r>
+        <w:rPr>
+          <w:rFonts w:ascii="Times New Roman" w:cs="Times New Roman" w:eastAsia="Times New Roman" w:hAnsi="Times New Roman"/>
+          <w:sz w:val="24"/>
+          <w:szCs w:val="24"/>
+          <w:rtl w:val="0"/>
+        </w:rPr>
+        <w:t xml:space="preserve">, all twelve figures, the model-metrics table and a cleaned, analysis-ready dataset are available in the public GitHub repository below. The repository README explains how to reproduce every result with a single command.</w:t>
       </w:r>
       <w:r>
         <w:rPr>
@@ -6276,7 +6307,7 @@
         </w:rPr>
         <w:t xml:space="preserve">GitHub repository: </w:t>
       </w:r>
-      <w:hyperlink r:id="rId20">
+      <w:hyperlink r:id="rId21">
         <w:r>
           <w:rPr>
             <w:b w:val="1"/>
@@ -6316,9 +6347,9 @@
       </w:r>
     </w:p>
     <w:sectPr>
-      <w:headerReference r:id="rId21" w:type="default"/>
-      <w:footerReference r:id="rId22" w:type="default"/>
-      <w:footerReference r:id="rId23" w:type="first"/>
+      <w:headerReference r:id="rId22" w:type="default"/>
+      <w:footerReference r:id="rId23" w:type="default"/>
+      <w:footerReference r:id="rId24" w:type="first"/>
       <w:pgSz w:h="15840" w:w="12240" w:orient="portrait"/>
       <w:pgMar w:bottom="1440" w:top="1440" w:left="1440" w:right="1440" w:header="708" w:footer="708"/>
       <w:pgNumType w:start="1"/>
